--- a/vbhc-vn/skills/vbhc-vn/templates/06-giay-phep.docx
+++ b/vbhc-vn/skills/vbhc-vn/templates/06-giay-phep.docx
@@ -1973,7 +1973,7 @@
                 <w:sz w:val="22"/>
                 <w:szCs w:val="22"/>
               </w:rPr>
-              <w:t>- Lưu: VT, </w:t>
+              <w:t>- Lưu: VT, CN.</w:t>
             </w:r>
             <w:r>
               <w:rPr>
@@ -1981,7 +1981,6 @@
                 <w:szCs w:val="22"/>
                 <w:lang w:val="nl-NL"/>
               </w:rPr>
-              <w:t>CN</w:t>
             </w:r>
             <w:r>
               <w:rPr>
@@ -1989,14 +1988,12 @@
                 <w:szCs w:val="22"/>
                 <w:vertAlign w:val="subscript"/>
               </w:rPr>
-              <w:t>(Trang - T.Dương)</w:t>
             </w:r>
             <w:r>
               <w:rPr>
                 <w:sz w:val="22"/>
                 <w:szCs w:val="22"/>
               </w:rPr>
-              <w:t>.</w:t>
             </w:r>
           </w:p>
         </w:tc>
